--- a/submissions/08-nutrition-panel-granola/inputs/product_brief_oat_cherry_bar.docx
+++ b/submissions/08-nutrition-panel-granola/inputs/product_brief_oat_cherry_bar.docx
@@ -316,10 +316,7 @@
         <w:spacing w:after="120"/>
       </w:pPr>
       <w:r>
-        <w:t>The Oat and Cherry Bar replaces the Oat and Raisin Bar in the six-count carton line in the first quarter of 2027. Category research from the spring put fiber, whole grain and low sodium as the three attributes shoppers in the natural channel read first on a bar wrapper, and the sales lead has asked for a no added sugar flag if the formula supports it. The bar is sweetened with brown rice syrup and honey, which product development flagged in the concept review as a likely problem for that flag, so this brief</w:t>
-      </w:r>
-      <w:r>
-        <w:t xml:space="preserve"> asks the question again with the frozen formula in hand rather than assuming the answer.</w:t>
+        <w:t>The Oat and Cherry Bar replaces the Oat and Raisin Bar in the six-count carton line in the first quarter of 2027. Category research from the spring put fiber, whole grain and low sodium as the three attributes shoppers in the natural channel read first on a bar wrapper, and the sales lead has asked for a no added sugar flag if the formula supports it. The bar is sweetened with brown rice syrup and honey, which product development flagged in the concept review as a likely problem for that flag, so this brief asks the question again with the frozen formula in hand rather than assuming the answer.</w:t>
       </w:r>
     </w:p>
     <w:p>
@@ -327,7 +324,7 @@
         <w:spacing w:after="120"/>
       </w:pPr>
       <w:r>
-        <w:t>The tart cherries come from Vasquez Orchard Products under specification S-3301, which was revised in January. Purchasing confirmed that every lot received for the pilot and for the launch inventory is packed under revision 5. The almonds and almond butter come from the same supplier as the Oat and Raisin Bar, and the crisp rice is the same item used across the bar line.</w:t>
+        <w:t>The tart cherries come from Vasquez Orchard Products under specification S-3301, which was revised in January. Purchasing confirmed that every lot received for the pilot and for the launch inventory is packed under revision 5. The almonds and almond butter come from the same supplier as the Oat and Raisin Bar. The crisp rice is the same item used across the bar line, bought from Brekke Cereal Ingredients under specification S-1187, and purchasing has pulled that specification for this review. Purchasing also confirmed that the cherries and the crisp rice are the only compound items on the formula, and every other raw material is bought as a single ingredient under the specification cited on the nutrient sheet.</w:t>
       </w:r>
     </w:p>
     <w:p>

--- a/submissions/08-nutrition-panel-granola/inputs/product_brief_oat_cherry_bar.docx
+++ b/submissions/08-nutrition-panel-granola/inputs/product_brief_oat_cherry_bar.docx
@@ -324,7 +324,7 @@
         <w:spacing w:after="120"/>
       </w:pPr>
       <w:r>
-        <w:t>The tart cherries come from Vasquez Orchard Products under specification S-3301, which was revised in January. Purchasing confirmed that every lot received for the pilot and for the launch inventory is packed under revision 5. The almonds and almond butter come from the same supplier as the Oat and Raisin Bar. The crisp rice is the same item used across the bar line, bought from Brekke Cereal Ingredients under specification S-1187, and purchasing has pulled that specification for this review. Purchasing also confirmed that the cherries and the crisp rice are the only compound items on the formula, and every other raw material is bought as a single ingredient under the specification cited on the nutrient sheet.</w:t>
+        <w:t>The tart cherries come from Vasquez Orchard Products under specification S-3301, which was revised in January. Purchasing confirmed that every lot received for the pilot and for the launch inventory is packed under revision 5. The almonds and almond butter come from Tresler Nut Company, the same supplier as the Oat and Raisin Bar, and purchasing has pulled the almond butter specification S-3120 as well. The crisp rice is the same item used across the bar line, bought from Brekke Cereal Ingredients under specification S-1187, and purchasing has pulled that specification for this review. Purchasing also confirmed that the cherries and the crisp rice are the only compound items on the formula, and every other raw material is bought as a single ingredient under the specification cited on the nutrient sheet.</w:t>
       </w:r>
     </w:p>
     <w:p>

--- a/submissions/08-nutrition-panel-granola/inputs/product_brief_oat_cherry_bar.docx
+++ b/submissions/08-nutrition-panel-granola/inputs/product_brief_oat_cherry_bar.docx
@@ -324,7 +324,11 @@
         <w:spacing w:after="120"/>
       </w:pPr>
       <w:r>
-        <w:t>The tart cherries come from Vasquez Orchard Products under specification S-3301, which was revised in January. Purchasing confirmed that every lot received for the pilot and for the launch inventory is packed under revision 5. The almonds and almond butter come from Tresler Nut Company, the same supplier as the Oat and Raisin Bar, and purchasing has pulled the almond butter specification S-3120 as well. The crisp rice is the same item used across the bar line, bought from Brekke Cereal Ingredients under specification S-1187, and purchasing has pulled that specification for this review. Purchasing also confirmed that the cherries and the crisp rice are the only compound items on the formula, and every other raw material is bought as a single ingredient under the specification cited on the nutrient sheet.</w:t>
+        <w:t xml:space="preserve">The tart cherries come from Vasquez Orchard Products under specification S-3301, which was revised in January. Purchasing confirmed that every lot received for the pilot and for the launch inventory is packed under revision 5. The almonds and almond butter come from Tresler Nut Company, the same supplier as the Oat and Raisin Bar, and purchasing has pulled the almond butter specification S-3120 as well. The crisp rice is the same item used across the bar line, bought from Brekke Cereal Ingredients under specification S-1187, and purchasing has pulled that specification for this review. Purchasing's receiving log shows 1,800 kg of the crisp rice on hand for launch packed in September 2025 and 4,200 kg packed in November and December 2025, and the pilot ran on the later lots. Purchasing also confirmed that the cherries and the </w:t>
+      </w:r>
+      <w:r>
+        <w:lastRenderedPageBreak/>
+        <w:t>crisp rice are the only compound items on the formula, and every other raw material is bought as a single ingredient under the specification cited on the nutrient sheet.</w:t>
       </w:r>
     </w:p>
     <w:p>
@@ -332,7 +336,6 @@
         <w:pStyle w:val="Heading1"/>
       </w:pPr>
       <w:r>
-        <w:lastRenderedPageBreak/>
         <w:t>Pack format</w:t>
       </w:r>
     </w:p>
